--- a/az_it_sotet_oldala.docx
+++ b/az_it_sotet_oldala.docx
@@ -1,6 +1,6 @@
 
 <file path=word/document.xml><?xml version="1.0" encoding="utf-8"?>
-<w:document xmlns:wpc="http://schemas.microsoft.com/office/word/2010/wordprocessingCanvas" xmlns:cx="http://schemas.microsoft.com/office/drawing/2014/chartex" xmlns:cx1="http://schemas.microsoft.com/office/drawing/2015/9/8/chartex" xmlns:cx2="http://schemas.microsoft.com/office/drawing/2015/10/21/chartex" xmlns:cx3="http://schemas.microsoft.com/office/drawing/2016/5/9/chartex" xmlns:cx4="http://schemas.microsoft.com/office/drawing/2016/5/10/chartex" xmlns:cx5="http://schemas.microsoft.com/office/drawing/2016/5/11/chartex" xmlns:cx6="http://schemas.microsoft.com/office/drawing/2016/5/12/chartex" xmlns:cx7="http://schemas.microsoft.com/office/drawing/2016/5/13/chartex" xmlns:cx8="http://schemas.microsoft.com/office/drawing/2016/5/14/chartex" xmlns:mc="http://schemas.openxmlformats.org/markup-compatibility/2006" xmlns:aink="http://schemas.microsoft.com/office/drawing/2016/ink" xmlns:am3d="http://schemas.microsoft.com/office/drawing/2017/model3d" xmlns:o="urn:schemas-microsoft-com:office:office" xmlns:oel="http://schemas.microsoft.com/office/2019/extlst" xmlns:r="http://schemas.openxmlformats.org/officeDocument/2006/relationships" xmlns:m="http://schemas.openxmlformats.org/officeDocument/2006/math" xmlns:v="urn:schemas-microsoft-com:vml" xmlns:wp14="http://schemas.microsoft.com/office/word/2010/wordprocessingDrawing" xmlns:wp="http://schemas.openxmlformats.org/drawingml/2006/wordprocessingDrawing" xmlns:w10="urn:schemas-microsoft-com:office:word" xmlns:w="http://schemas.openxmlformats.org/wordprocessingml/2006/main" xmlns:w14="http://schemas.microsoft.com/office/word/2010/wordml" xmlns:w15="http://schemas.microsoft.com/office/word/2012/wordml" xmlns:w16cex="http://schemas.microsoft.com/office/word/2018/wordml/cex" xmlns:w16cid="http://schemas.microsoft.com/office/word/2016/wordml/cid" xmlns:w16="http://schemas.microsoft.com/office/word/2018/wordml" xmlns:w16sdtdh="http://schemas.microsoft.com/office/word/2020/wordml/sdtdatahash" xmlns:w16se="http://schemas.microsoft.com/office/word/2015/wordml/symex" xmlns:wpg="http://schemas.microsoft.com/office/word/2010/wordprocessingGroup" xmlns:wpi="http://schemas.microsoft.com/office/word/2010/wordprocessingInk" xmlns:wne="http://schemas.microsoft.com/office/word/2006/wordml" xmlns:wps="http://schemas.microsoft.com/office/word/2010/wordprocessingShape" mc:Ignorable="w14 w15 w16se w16cid w16 w16cex w16sdtdh wp14">
+<w:document xmlns:wpc="http://schemas.microsoft.com/office/word/2010/wordprocessingCanvas" xmlns:cx="http://schemas.microsoft.com/office/drawing/2014/chartex" xmlns:cx1="http://schemas.microsoft.com/office/drawing/2015/9/8/chartex" xmlns:cx2="http://schemas.microsoft.com/office/drawing/2015/10/21/chartex" xmlns:cx3="http://schemas.microsoft.com/office/drawing/2016/5/9/chartex" xmlns:cx4="http://schemas.microsoft.com/office/drawing/2016/5/10/chartex" xmlns:cx5="http://schemas.microsoft.com/office/drawing/2016/5/11/chartex" xmlns:cx6="http://schemas.microsoft.com/office/drawing/2016/5/12/chartex" xmlns:cx7="http://schemas.microsoft.com/office/drawing/2016/5/13/chartex" xmlns:cx8="http://schemas.microsoft.com/office/drawing/2016/5/14/chartex" xmlns:mc="http://schemas.openxmlformats.org/markup-compatibility/2006" xmlns:aink="http://schemas.microsoft.com/office/drawing/2016/ink" xmlns:am3d="http://schemas.microsoft.com/office/drawing/2017/model3d" xmlns:o="urn:schemas-microsoft-com:office:office" xmlns:oel="http://schemas.microsoft.com/office/2019/extlst" xmlns:r="http://schemas.openxmlformats.org/officeDocument/2006/relationships" xmlns:m="http://schemas.openxmlformats.org/officeDocument/2006/math" xmlns:v="urn:schemas-microsoft-com:vml" xmlns:wp14="http://schemas.microsoft.com/office/word/2010/wordprocessingDrawing" xmlns:wp="http://schemas.openxmlformats.org/drawingml/2006/wordprocessingDrawing" xmlns:w10="urn:schemas-microsoft-com:office:word" xmlns:w="http://schemas.openxmlformats.org/wordprocessingml/2006/main" xmlns:w14="http://schemas.microsoft.com/office/word/2010/wordml" xmlns:w15="http://schemas.microsoft.com/office/word/2012/wordml" xmlns:w16cex="http://schemas.microsoft.com/office/word/2018/wordml/cex" xmlns:w16cid="http://schemas.microsoft.com/office/word/2016/wordml/cid" xmlns:w16="http://schemas.microsoft.com/office/word/2018/wordml" xmlns:w16du="http://schemas.microsoft.com/office/word/2023/wordml/word16du" xmlns:w16sdtdh="http://schemas.microsoft.com/office/word/2020/wordml/sdtdatahash" xmlns:w16sdtfl="http://schemas.microsoft.com/office/word/2024/wordml/sdtformatlock" xmlns:w16se="http://schemas.microsoft.com/office/word/2015/wordml/symex" xmlns:wpg="http://schemas.microsoft.com/office/word/2010/wordprocessingGroup" xmlns:wpi="http://schemas.microsoft.com/office/word/2010/wordprocessingInk" xmlns:wne="http://schemas.microsoft.com/office/word/2006/wordml" xmlns:wps="http://schemas.microsoft.com/office/word/2010/wordprocessingShape" mc:Ignorable="w14 w15 w16se w16cid w16 w16cex w16sdtdh w16sdtfl w16du wp14">
   <w:body>
     <w:p>
       <w:pPr>
@@ -456,6 +456,7 @@
         <w:spacing w:line="360" w:lineRule="auto"/>
         <w:rPr>
           <w:rFonts w:ascii="Times New Roman" w:hAnsi="Times New Roman"/>
+          <w:lang w:val="en-US"/>
         </w:rPr>
       </w:pPr>
       <w:r>
@@ -474,7 +475,19 @@
         <w:rPr>
           <w:rFonts w:ascii="Times New Roman" w:hAnsi="Times New Roman"/>
         </w:rPr>
-        <w:t>egyetem választás elött gondolkoztam, hová is mennyek. Külföld lett volna a cél</w:t>
+        <w:t xml:space="preserve">egyetem választás </w:t>
+      </w:r>
+      <w:r>
+        <w:rPr>
+          <w:rFonts w:ascii="Times New Roman" w:hAnsi="Times New Roman"/>
+        </w:rPr>
+        <w:t>előtt</w:t>
+      </w:r>
+      <w:r>
+        <w:rPr>
+          <w:rFonts w:ascii="Times New Roman" w:hAnsi="Times New Roman"/>
+        </w:rPr>
+        <w:t xml:space="preserve"> gondolkoztam, hová is mennyek. Külföld lett volna a cél</w:t>
       </w:r>
       <w:r>
         <w:rPr>
@@ -541,6 +554,47 @@
           <w:rFonts w:ascii="Times New Roman" w:hAnsi="Times New Roman"/>
         </w:rPr>
         <w:t xml:space="preserve"> Nem egy több milliós város mind Budapest, Párizs vagy London de éppen ezért tud sokkal vonzóbb lenni mert aki ismeri a történelmet az tudja értékelni a kevesebbet. </w:t>
+      </w:r>
+      <w:r>
+        <w:rPr>
+          <w:rFonts w:ascii="Times New Roman" w:hAnsi="Times New Roman"/>
+        </w:rPr>
+        <w:br/>
+        <w:t xml:space="preserve">Minden kezdet nehéz először, de leginkább el helyezkedni </w:t>
+      </w:r>
+      <w:r>
+        <w:rPr>
+          <w:rFonts w:ascii="Times New Roman" w:hAnsi="Times New Roman"/>
+        </w:rPr>
+        <w:t>a</w:t>
+      </w:r>
+      <w:r>
+        <w:rPr>
+          <w:rFonts w:ascii="Times New Roman" w:hAnsi="Times New Roman"/>
+        </w:rPr>
+        <w:t xml:space="preserve"> szakmába kezdő ként munkát találni</w:t>
+      </w:r>
+      <w:r>
+        <w:rPr>
+          <w:rFonts w:ascii="Times New Roman" w:hAnsi="Times New Roman"/>
+        </w:rPr>
+        <w:t xml:space="preserve">. Az IT interjúk nagy része a mellé beszélésről szól. Mind a két felről nagyok az elvárások és a színjáték elkerülhetetlen. </w:t>
+      </w:r>
+      <w:proofErr w:type="spellStart"/>
+      <w:r>
+        <w:rPr>
+          <w:rFonts w:ascii="Times New Roman" w:hAnsi="Times New Roman"/>
+          <w:lang w:val="en-US"/>
+        </w:rPr>
+        <w:t>Ilyenkor</w:t>
+      </w:r>
+      <w:proofErr w:type="spellEnd"/>
+      <w:r>
+        <w:rPr>
+          <w:rFonts w:ascii="Times New Roman" w:hAnsi="Times New Roman"/>
+          <w:lang w:val="en-US"/>
+        </w:rPr>
+        <w:t xml:space="preserve">  </w:t>
       </w:r>
     </w:p>
     <w:p>
@@ -864,7 +918,7 @@
 </file>
 
 <file path=word/numbering.xml><?xml version="1.0" encoding="utf-8"?>
-<w:numbering xmlns:wpc="http://schemas.microsoft.com/office/word/2010/wordprocessingCanvas" xmlns:cx="http://schemas.microsoft.com/office/drawing/2014/chartex" xmlns:cx1="http://schemas.microsoft.com/office/drawing/2015/9/8/chartex" xmlns:cx2="http://schemas.microsoft.com/office/drawing/2015/10/21/chartex" xmlns:cx3="http://schemas.microsoft.com/office/drawing/2016/5/9/chartex" xmlns:cx4="http://schemas.microsoft.com/office/drawing/2016/5/10/chartex" xmlns:cx5="http://schemas.microsoft.com/office/drawing/2016/5/11/chartex" xmlns:cx6="http://schemas.microsoft.com/office/drawing/2016/5/12/chartex" xmlns:cx7="http://schemas.microsoft.com/office/drawing/2016/5/13/chartex" xmlns:cx8="http://schemas.microsoft.com/office/drawing/2016/5/14/chartex" xmlns:mc="http://schemas.openxmlformats.org/markup-compatibility/2006" xmlns:aink="http://schemas.microsoft.com/office/drawing/2016/ink" xmlns:am3d="http://schemas.microsoft.com/office/drawing/2017/model3d" xmlns:o="urn:schemas-microsoft-com:office:office" xmlns:oel="http://schemas.microsoft.com/office/2019/extlst" xmlns:r="http://schemas.openxmlformats.org/officeDocument/2006/relationships" xmlns:m="http://schemas.openxmlformats.org/officeDocument/2006/math" xmlns:v="urn:schemas-microsoft-com:vml" xmlns:wp14="http://schemas.microsoft.com/office/word/2010/wordprocessingDrawing" xmlns:wp="http://schemas.openxmlformats.org/drawingml/2006/wordprocessingDrawing" xmlns:w10="urn:schemas-microsoft-com:office:word" xmlns:w="http://schemas.openxmlformats.org/wordprocessingml/2006/main" xmlns:w14="http://schemas.microsoft.com/office/word/2010/wordml" xmlns:w15="http://schemas.microsoft.com/office/word/2012/wordml" xmlns:w16cex="http://schemas.microsoft.com/office/word/2018/wordml/cex" xmlns:w16cid="http://schemas.microsoft.com/office/word/2016/wordml/cid" xmlns:w16="http://schemas.microsoft.com/office/word/2018/wordml" xmlns:w16sdtdh="http://schemas.microsoft.com/office/word/2020/wordml/sdtdatahash" xmlns:w16se="http://schemas.microsoft.com/office/word/2015/wordml/symex" xmlns:wpg="http://schemas.microsoft.com/office/word/2010/wordprocessingGroup" xmlns:wpi="http://schemas.microsoft.com/office/word/2010/wordprocessingInk" xmlns:wne="http://schemas.microsoft.com/office/word/2006/wordml" xmlns:wps="http://schemas.microsoft.com/office/word/2010/wordprocessingShape" mc:Ignorable="w14 w15 w16se w16cid w16 w16cex w16sdtdh wp14">
+<w:numbering xmlns:wpc="http://schemas.microsoft.com/office/word/2010/wordprocessingCanvas" xmlns:cx="http://schemas.microsoft.com/office/drawing/2014/chartex" xmlns:cx1="http://schemas.microsoft.com/office/drawing/2015/9/8/chartex" xmlns:cx2="http://schemas.microsoft.com/office/drawing/2015/10/21/chartex" xmlns:cx3="http://schemas.microsoft.com/office/drawing/2016/5/9/chartex" xmlns:cx4="http://schemas.microsoft.com/office/drawing/2016/5/10/chartex" xmlns:cx5="http://schemas.microsoft.com/office/drawing/2016/5/11/chartex" xmlns:cx6="http://schemas.microsoft.com/office/drawing/2016/5/12/chartex" xmlns:cx7="http://schemas.microsoft.com/office/drawing/2016/5/13/chartex" xmlns:cx8="http://schemas.microsoft.com/office/drawing/2016/5/14/chartex" xmlns:mc="http://schemas.openxmlformats.org/markup-compatibility/2006" xmlns:aink="http://schemas.microsoft.com/office/drawing/2016/ink" xmlns:am3d="http://schemas.microsoft.com/office/drawing/2017/model3d" xmlns:o="urn:schemas-microsoft-com:office:office" xmlns:oel="http://schemas.microsoft.com/office/2019/extlst" xmlns:r="http://schemas.openxmlformats.org/officeDocument/2006/relationships" xmlns:m="http://schemas.openxmlformats.org/officeDocument/2006/math" xmlns:v="urn:schemas-microsoft-com:vml" xmlns:wp14="http://schemas.microsoft.com/office/word/2010/wordprocessingDrawing" xmlns:wp="http://schemas.openxmlformats.org/drawingml/2006/wordprocessingDrawing" xmlns:w10="urn:schemas-microsoft-com:office:word" xmlns:w="http://schemas.openxmlformats.org/wordprocessingml/2006/main" xmlns:w14="http://schemas.microsoft.com/office/word/2010/wordml" xmlns:w15="http://schemas.microsoft.com/office/word/2012/wordml" xmlns:w16cex="http://schemas.microsoft.com/office/word/2018/wordml/cex" xmlns:w16cid="http://schemas.microsoft.com/office/word/2016/wordml/cid" xmlns:w16="http://schemas.microsoft.com/office/word/2018/wordml" xmlns:w16du="http://schemas.microsoft.com/office/word/2023/wordml/word16du" xmlns:w16sdtdh="http://schemas.microsoft.com/office/word/2020/wordml/sdtdatahash" xmlns:w16sdtfl="http://schemas.microsoft.com/office/word/2024/wordml/sdtformatlock" xmlns:w16se="http://schemas.microsoft.com/office/word/2015/wordml/symex" xmlns:wpg="http://schemas.microsoft.com/office/word/2010/wordprocessingGroup" xmlns:wpi="http://schemas.microsoft.com/office/word/2010/wordprocessingInk" xmlns:wne="http://schemas.microsoft.com/office/word/2006/wordml" xmlns:wps="http://schemas.microsoft.com/office/word/2010/wordprocessingShape" mc:Ignorable="w14 w15 w16se w16cid w16 w16cex w16sdtdh w16sdtfl w16du wp14">
   <w:abstractNum w:abstractNumId="0" w15:restartNumberingAfterBreak="0">
     <w:nsid w:val="FFFFFF7C"/>
     <w:multiLevelType w:val="singleLevel"/>
@@ -1067,7 +1121,7 @@
 </file>
 
 <file path=word/styles.xml><?xml version="1.0" encoding="utf-8"?>
-<w:styles xmlns:mc="http://schemas.openxmlformats.org/markup-compatibility/2006" xmlns:r="http://schemas.openxmlformats.org/officeDocument/2006/relationships" xmlns:w="http://schemas.openxmlformats.org/wordprocessingml/2006/main" xmlns:w14="http://schemas.microsoft.com/office/word/2010/wordml" xmlns:w15="http://schemas.microsoft.com/office/word/2012/wordml" xmlns:w16cex="http://schemas.microsoft.com/office/word/2018/wordml/cex" xmlns:w16cid="http://schemas.microsoft.com/office/word/2016/wordml/cid" xmlns:w16="http://schemas.microsoft.com/office/word/2018/wordml" xmlns:w16sdtdh="http://schemas.microsoft.com/office/word/2020/wordml/sdtdatahash" xmlns:w16se="http://schemas.microsoft.com/office/word/2015/wordml/symex" mc:Ignorable="w14 w15 w16se w16cid w16 w16cex w16sdtdh">
+<w:styles xmlns:mc="http://schemas.openxmlformats.org/markup-compatibility/2006" xmlns:r="http://schemas.openxmlformats.org/officeDocument/2006/relationships" xmlns:w="http://schemas.openxmlformats.org/wordprocessingml/2006/main" xmlns:w14="http://schemas.microsoft.com/office/word/2010/wordml" xmlns:w15="http://schemas.microsoft.com/office/word/2012/wordml" xmlns:w16cex="http://schemas.microsoft.com/office/word/2018/wordml/cex" xmlns:w16cid="http://schemas.microsoft.com/office/word/2016/wordml/cid" xmlns:w16="http://schemas.microsoft.com/office/word/2018/wordml" xmlns:w16du="http://schemas.microsoft.com/office/word/2023/wordml/word16du" xmlns:w16sdtdh="http://schemas.microsoft.com/office/word/2020/wordml/sdtdatahash" xmlns:w16sdtfl="http://schemas.microsoft.com/office/word/2024/wordml/sdtformatlock" xmlns:w16se="http://schemas.microsoft.com/office/word/2015/wordml/symex" mc:Ignorable="w14 w15 w16se w16cid w16 w16cex w16sdtdh w16sdtfl w16du">
   <w:docDefaults>
     <w:rPrDefault>
       <w:rPr>
@@ -10590,7 +10644,7 @@
       </w:tcPr>
     </w:tblStylePr>
   </w:style>
-  <w:style w:type="table" w:styleId="ColourfulShading">
+  <w:style w:type="table" w:styleId="ColorfulShading">
     <w:name w:val="Colorful Shading"/>
     <w:basedOn w:val="TableNormal"/>
     <w:uiPriority w:val="71"/>
@@ -10705,7 +10759,7 @@
       </w:rPr>
     </w:tblStylePr>
   </w:style>
-  <w:style w:type="table" w:styleId="ColourfulShadingAccent1">
+  <w:style w:type="table" w:styleId="ColorfulShading-Accent1">
     <w:name w:val="Colorful Shading Accent 1"/>
     <w:basedOn w:val="TableNormal"/>
     <w:uiPriority w:val="71"/>
@@ -10820,7 +10874,7 @@
       </w:rPr>
     </w:tblStylePr>
   </w:style>
-  <w:style w:type="table" w:styleId="ColourfulShadingAccent2">
+  <w:style w:type="table" w:styleId="ColorfulShading-Accent2">
     <w:name w:val="Colorful Shading Accent 2"/>
     <w:basedOn w:val="TableNormal"/>
     <w:uiPriority w:val="71"/>
@@ -10935,7 +10989,7 @@
       </w:rPr>
     </w:tblStylePr>
   </w:style>
-  <w:style w:type="table" w:styleId="ColourfulShadingAccent3">
+  <w:style w:type="table" w:styleId="ColorfulShading-Accent3">
     <w:name w:val="Colorful Shading Accent 3"/>
     <w:basedOn w:val="TableNormal"/>
     <w:uiPriority w:val="71"/>
@@ -11040,7 +11094,7 @@
       </w:tcPr>
     </w:tblStylePr>
   </w:style>
-  <w:style w:type="table" w:styleId="ColourfulShadingAccent4">
+  <w:style w:type="table" w:styleId="ColorfulShading-Accent4">
     <w:name w:val="Colorful Shading Accent 4"/>
     <w:basedOn w:val="TableNormal"/>
     <w:uiPriority w:val="71"/>
@@ -11155,7 +11209,7 @@
       </w:rPr>
     </w:tblStylePr>
   </w:style>
-  <w:style w:type="table" w:styleId="ColourfulShadingAccent5">
+  <w:style w:type="table" w:styleId="ColorfulShading-Accent5">
     <w:name w:val="Colorful Shading Accent 5"/>
     <w:basedOn w:val="TableNormal"/>
     <w:uiPriority w:val="71"/>
@@ -11270,7 +11324,7 @@
       </w:rPr>
     </w:tblStylePr>
   </w:style>
-  <w:style w:type="table" w:styleId="ColourfulShadingAccent6">
+  <w:style w:type="table" w:styleId="ColorfulShading-Accent6">
     <w:name w:val="Colorful Shading Accent 6"/>
     <w:basedOn w:val="TableNormal"/>
     <w:uiPriority w:val="71"/>
@@ -11385,7 +11439,7 @@
       </w:rPr>
     </w:tblStylePr>
   </w:style>
-  <w:style w:type="table" w:styleId="ColourfulList">
+  <w:style w:type="table" w:styleId="ColorfulList">
     <w:name w:val="Colorful List"/>
     <w:basedOn w:val="TableNormal"/>
     <w:uiPriority w:val="72"/>
@@ -11464,7 +11518,7 @@
       </w:tcPr>
     </w:tblStylePr>
   </w:style>
-  <w:style w:type="table" w:styleId="ColourfulListAccent1">
+  <w:style w:type="table" w:styleId="ColorfulList-Accent1">
     <w:name w:val="Colorful List Accent 1"/>
     <w:basedOn w:val="TableNormal"/>
     <w:uiPriority w:val="72"/>
@@ -11543,7 +11597,7 @@
       </w:tcPr>
     </w:tblStylePr>
   </w:style>
-  <w:style w:type="table" w:styleId="ColourfulListAccent2">
+  <w:style w:type="table" w:styleId="ColorfulList-Accent2">
     <w:name w:val="Colorful List Accent 2"/>
     <w:basedOn w:val="TableNormal"/>
     <w:uiPriority w:val="72"/>
@@ -11622,7 +11676,7 @@
       </w:tcPr>
     </w:tblStylePr>
   </w:style>
-  <w:style w:type="table" w:styleId="ColourfulListAccent3">
+  <w:style w:type="table" w:styleId="ColorfulList-Accent3">
     <w:name w:val="Colorful List Accent 3"/>
     <w:basedOn w:val="TableNormal"/>
     <w:uiPriority w:val="72"/>
@@ -11701,7 +11755,7 @@
       </w:tcPr>
     </w:tblStylePr>
   </w:style>
-  <w:style w:type="table" w:styleId="ColourfulListAccent4">
+  <w:style w:type="table" w:styleId="ColorfulList-Accent4">
     <w:name w:val="Colorful List Accent 4"/>
     <w:basedOn w:val="TableNormal"/>
     <w:uiPriority w:val="72"/>
@@ -11780,7 +11834,7 @@
       </w:tcPr>
     </w:tblStylePr>
   </w:style>
-  <w:style w:type="table" w:styleId="ColourfulListAccent5">
+  <w:style w:type="table" w:styleId="ColorfulList-Accent5">
     <w:name w:val="Colorful List Accent 5"/>
     <w:basedOn w:val="TableNormal"/>
     <w:uiPriority w:val="72"/>
@@ -11859,7 +11913,7 @@
       </w:tcPr>
     </w:tblStylePr>
   </w:style>
-  <w:style w:type="table" w:styleId="ColourfulListAccent6">
+  <w:style w:type="table" w:styleId="ColorfulList-Accent6">
     <w:name w:val="Colorful List Accent 6"/>
     <w:basedOn w:val="TableNormal"/>
     <w:uiPriority w:val="72"/>
@@ -11938,7 +11992,7 @@
       </w:tcPr>
     </w:tblStylePr>
   </w:style>
-  <w:style w:type="table" w:styleId="ColourfulGrid">
+  <w:style w:type="table" w:styleId="ColorfulGrid">
     <w:name w:val="Colorful Grid"/>
     <w:basedOn w:val="TableNormal"/>
     <w:uiPriority w:val="73"/>
@@ -12011,7 +12065,7 @@
       </w:tcPr>
     </w:tblStylePr>
   </w:style>
-  <w:style w:type="table" w:styleId="ColourfulGridAccent1">
+  <w:style w:type="table" w:styleId="ColorfulGrid-Accent1">
     <w:name w:val="Colorful Grid Accent 1"/>
     <w:basedOn w:val="TableNormal"/>
     <w:uiPriority w:val="73"/>
@@ -12084,7 +12138,7 @@
       </w:tcPr>
     </w:tblStylePr>
   </w:style>
-  <w:style w:type="table" w:styleId="ColourfulGridAccent2">
+  <w:style w:type="table" w:styleId="ColorfulGrid-Accent2">
     <w:name w:val="Colorful Grid Accent 2"/>
     <w:basedOn w:val="TableNormal"/>
     <w:uiPriority w:val="73"/>
@@ -12157,7 +12211,7 @@
       </w:tcPr>
     </w:tblStylePr>
   </w:style>
-  <w:style w:type="table" w:styleId="ColourfulGridAccent3">
+  <w:style w:type="table" w:styleId="ColorfulGrid-Accent3">
     <w:name w:val="Colorful Grid Accent 3"/>
     <w:basedOn w:val="TableNormal"/>
     <w:uiPriority w:val="73"/>
@@ -12230,7 +12284,7 @@
       </w:tcPr>
     </w:tblStylePr>
   </w:style>
-  <w:style w:type="table" w:styleId="ColourfulGridAccent4">
+  <w:style w:type="table" w:styleId="ColorfulGrid-Accent4">
     <w:name w:val="Colorful Grid Accent 4"/>
     <w:basedOn w:val="TableNormal"/>
     <w:uiPriority w:val="73"/>
@@ -12303,7 +12357,7 @@
       </w:tcPr>
     </w:tblStylePr>
   </w:style>
-  <w:style w:type="table" w:styleId="ColourfulGridAccent5">
+  <w:style w:type="table" w:styleId="ColorfulGrid-Accent5">
     <w:name w:val="Colorful Grid Accent 5"/>
     <w:basedOn w:val="TableNormal"/>
     <w:uiPriority w:val="73"/>
@@ -12376,7 +12430,7 @@
       </w:tcPr>
     </w:tblStylePr>
   </w:style>
-  <w:style w:type="table" w:styleId="ColourfulGridAccent6">
+  <w:style w:type="table" w:styleId="ColorfulGrid-Accent6">
     <w:name w:val="Colorful Grid Accent 6"/>
     <w:basedOn w:val="TableNormal"/>
     <w:uiPriority w:val="73"/>
